--- a/coaching/Rapport de suivi coaching 8.docx
+++ b/coaching/Rapport de suivi coaching 8.docx
@@ -159,7 +159,7 @@
                                 <w:color w:val="A6A6A6"/>
                                 <w:lang w:val="en-US"/>
                               </w:rPr>
-                              <w:t>07/10/2026</w:t>
+                              <w:t>27/10/2026</w:t>
                             </w:r>
                           </w:p>
                           <w:p>
@@ -1369,7 +1369,7 @@
           </w:r>
           <w:r>
             <w:rPr/>
-            <w:t>SPRINT 8 : FINALISATION STOCKAGE DE FICHIERS &amp; OBSERVABILITÉ SÉCURISÉE</w:t>
+            <w:t>SPRINT 8 : FINALISATION DU STOCKAGE DE FICHIERS, TRACING DATADOG &amp; LANCEMENT DE MS-RANKING</w:t>
           </w:r>
           <w:r>
             <w:tab/>
@@ -1412,7 +1412,7 @@
           </w:r>
           <w:r>
             <w:rPr/>
-            <w:t>VICTOR AGAHI – ARCHITECTURE STOCKAGE, CONTRATS GRPC &amp; OBSERVABILITÉ DISTRIBUÉE</w:t>
+            <w:t>VICTOR AGAHI – STOCKAGE DE FICHIERS, TRACING DISTRIBUÉ DATADOG &amp; SOCLE MS-RANKING</w:t>
           </w:r>
           <w:r>
             <w:tab/>
@@ -1455,7 +1455,7 @@
           </w:r>
           <w:r>
             <w:rPr/>
-            <w:t>VICTOR GIROUD – DÉVELOPPEMENT MOBILE REACT NATIVE, EXPÉRIENCE ÉVÉNEMENTS &amp; BADGES</w:t>
+            <w:t>VICTOR GIROUD – NATIVAPP : GESTION D'ÉVÉNEMENTS, BADGES &amp; CRÉATION DE CONTENU</w:t>
           </w:r>
           <w:r>
             <w:tab/>
@@ -1498,7 +1498,7 @@
           </w:r>
           <w:r>
             <w:rPr/>
-            <w:t>CLÉMENT PASTEAU – INTÉGRATION STOCKAGE FRONT-BACK, LOGGING &amp; MONITORING DATADOG</w:t>
+            <w:t>CLÉMENT PASTEAU – WORKERS &amp; POST-PROCESSORS DE STOCKAGE, INFRASTRUCTURE S3/CLAMAV</w:t>
           </w:r>
           <w:r>
             <w:tab/>
@@ -1541,7 +1541,7 @@
           </w:r>
           <w:r>
             <w:rPr/>
-            <w:t>SPRINT 9 : INTÉGRATION E2E DU STOCKAGE, TRACING DISTRIBUÉ &amp; ALERTING APM</w:t>
+            <w:t>SPRINT 9 : RANKING DE BOUT EN BOUT, CLÔTURE E2E DU STOCKAGE &amp; MONITORING DES FLUX ASYNCHRONES</w:t>
           </w:r>
           <w:r>
             <w:tab/>
@@ -1713,7 +1713,7 @@
           </w:r>
           <w:r>
             <w:rPr/>
-            <w:t>Victor Giroud : Interface Mobile &amp; Gamification</w:t>
+            <w:t>Victor Giroud : Interface Mobile, Map &amp; Profils</w:t>
           </w:r>
           <w:r>
             <w:tab/>
@@ -1756,7 +1756,7 @@
           </w:r>
           <w:r>
             <w:rPr/>
-            <w:t>Victor Agahi : Architecture Stockage &amp; Tracing Distribué</w:t>
+            <w:t>Victor Agahi : Ranking &amp; Architecture Asynchrone</w:t>
           </w:r>
           <w:r>
             <w:tab/>
@@ -1799,7 +1799,7 @@
           </w:r>
           <w:r>
             <w:rPr/>
-            <w:t>Clément PASTEAU : Intégration Mobile Storage &amp; Alerting Datadog</w:t>
+            <w:t>Clément PASTEAU : Stockage E2E &amp; Alerting Datadog</w:t>
           </w:r>
           <w:r>
             <w:tab/>
@@ -1940,7 +1940,7 @@
       </w:pPr>
       <w:r>
         <w:rPr/>
-        <w:t>SPRINT 8 : FINALISATION STOCKAGE DE FICHIERS &amp; OBSERVABILITÉ SÉCURISÉE</w:t>
+        <w:t>SPRINT 8 : FINALISATION DU STOCKAGE DE FICHIERS, TRACING DATADOG &amp; LANCEMENT DE MS-RANKING</w:t>
       </w:r>
     </w:p>
     <w:p ns2:paraId="62EA5D1E" ns2:textId="17D8A2D3">
@@ -1958,7 +1958,7 @@
           <w:szCs w:val="20"/>
           <w:lang w:val="fr-FR"/>
         </w:rPr>
-        <w:t>Sur le plan backend, infrastructure et observabilité, ce Sprint 8 a constitué une avancée majeure dans la consolidation architecturale de Volontariapp. L'équipe s'est concentrée sur la mise en production du microservice de stockage d'objets (ms-storage), le durcissement de l'observabilité Datadog avec anonymisation des logs, ainsi que sur l'alignement contractuel strict des microservices via Protobuf v3. Sur un backlog global de 47 tâches, 22 tâches ont été intégralement clôturées, totalisant 20 heures de charge technique effective (18h30 pour Victor Agahi, 1h30 pour Clément Pasteau). Victor Agahi a mené à bien la quasi-totalité de son périmètre (21 tâches sur 24 finalisées), couvrant l'ensemble des contrats gRPC, les modèles de domaine partagés (@volontariapp/domain-storage), la persistance relationnelle TypeORM et la sécurisation du logger. Clément Pasteau a assuré le déploiement transverse de la bibliothèque de logging corrélée et poursuivi la préparation de l'infrastructure de traitement S3 et ClamAV. En parallèle, les développements mobiles pris en charge par Victor Giroud sur l'interface de gestion d'événements et les animations de badges sur React Native (18h planifiées) ont été temporairement suspendus dans l'attente de la finalisation des endpoints API correspondants, décalant leur livraison opérationnelle sur les cycles suivants.</w:t>
+        <w:t>Ce Sprint 8 a consolidé trois piliers de Volontariapp : la chaîne complète de stockage de fichiers (contrats gRPC, ms-storage, package de domaine, relais API Gateway, workers et post-processors de rattachement), l'observabilité Datadog avec propagation du contexte de trace dans l'outbox transactionnelle et masquage des données personnelles, ainsi que le lancement du microservice ms-ranking (dépôt, CI, protos et socle gRPC). Sur un backlog de 89 tâches, 81 ont été clôturées pour 85 heures et 30 minutes de charge effective (61 h pour Victor Agahi sur 62 tâches, 16 h pour Victor Giroud sur 9 tâches, 8 h 30 pour Clément Pasteau sur 10 tâches). Côté mobile, l'écran de gestion d'événements, l'animation d'obtention de badge et la refonte de l'écran de création de publication ont été livrés dans nativapp. Les 8 tâches restantes, principalement les dashboards et canaux d'alerte Datadog, sont reprises au Sprint 9.</w:t>
       </w:r>
     </w:p>
     <w:p ns2:paraId="5CFDEA38" ns2:textId="47F467EF">
@@ -2004,7 +2004,7 @@
           <w:szCs w:val="20"/>
           <w:lang w:val="fr-FR"/>
         </w:rPr>
-        <w:t>VICTOR AGAHI – ARCHITECTURE STOCKAGE, CONTRATS GRPC &amp; OBSERVABILITÉ DISTRIBUÉE</w:t>
+        <w:t>VICTOR AGAHI – STOCKAGE DE FICHIERS, TRACING DISTRIBUÉ DATADOG &amp; SOCLE MS-RANKING</w:t>
       </w:r>
     </w:p>
     <w:p ns2:paraId="0B668E96" ns2:textId="5E9D4487">
@@ -2023,7 +2023,7 @@
           <w:szCs w:val="20"/>
           <w:lang w:val="fr-FR"/>
         </w:rPr>
-        <w:t>Durant le Sprint 8, j'ai assuré l'architecture et l'implémentation complète du socle applicatif de stockage d'objets ainsi que la sécurisation de la chaîne d'observabilité Datadog (18 heures et 30 minutes de charge effective, 21 tâches finalisées sur 24). Ce travail a structuré les contrats d'interface, la couche de persistance relationnelle et les flux événementiels asynchrones de la plateforme :</w:t>
+        <w:t>Durant le Sprint 8, j'ai porté trois chantiers structurants : la livraison de la chaîne de stockage de fichiers, la mise en place du tracing distribué Datadog et le lancement de ms-ranking (61 heures de charge effective, 62 tâches finalisées sur 64, dont 43 pour le stockage, 15 pour Datadog et 4 pour ms-ranking). Ce travail a couvert les contrats, les packages partagés, les microservices, la gateway et le front :</w:t>
       </w:r>
     </w:p>
     <w:p ns2:paraId="4C52C2C0" ns2:textId="3F61E397">
@@ -2052,59 +2052,7 @@
           <w:szCs w:val="20"/>
           <w:lang w:val="fr-FR"/>
         </w:rPr>
-        <w:t>Conception et publication des contrats Protobuf v3 et du microservice ms-storage : Définition des spécifications gRPC du service de stockage (RPC ConfirmUpload, structures upload_fields, ScanStatus, ValidationMode, RejectionReason) et refonte des schémas des domaines consommateurs dans @volontariapp/contracts-nest pour substituer les anciens chemins arbitraires par des identifiants typés (cover_file_id pour les événements, avatar_file_id pour les utilisateurs, et file_ids avec PostMediaStatus pour les publications). En parallèle, j'ai orchestré l'initialisation hybride de ms-storage (serveur gRPC sur le port 5006 couplé à un point de sonde HTTP /health), étendu la configuration multi-buckets AWS S3/MinIO, et exécuté les migrations TypeORM instanciant les tables relationnelles files et released_entities.</w:t>
-      </w:r>
-    </w:p>
-    <w:p ns2:paraId="7B7BE88E" ns2:textId="0F7AC84C">
-      <w:pPr>
-        <w:pStyle w:val="ListParagraph"/>
-        <w:bidi w:val="0"/>
-        <w:spacing w:before="240" w:beforeAutospacing="off" w:after="240" w:afterAutospacing="off"/>
-        <w:ind w:left="720"/>
-        <w:jc w:val="left"/>
-      </w:pPr>
-      <w:r>
-        <w:drawing>
-          <ns3:inline ns4:editId="5F9A837A" ns4:anchorId="3FA3EFAF">
-            <ns3:extent cx="1999343" cy="1765886"/>
-            <ns3:effectExtent l="0" t="0" r="0" b="0"/>
-            <ns3:docPr id="2086511976" name="drawing"/>
-            <ns3:cNvGraphicFramePr>
-              <a:graphicFrameLocks noChangeAspect="1"/>
-            </ns3:cNvGraphicFramePr>
-            <a:graphic>
-              <a:graphicData uri="http://schemas.openxmlformats.org/drawingml/2006/picture">
-                <ns7:pic>
-                  <ns7:nvPicPr>
-                    <ns7:cNvPr id="2086511976" name="Picture 2086511976"/>
-                    <ns7:cNvPicPr/>
-                  </ns7:nvPicPr>
-                  <ns7:blipFill>
-                    <a:blip r:embed="rId1464873947">
-                      <a:extLst>
-                        <a:ext uri="{28A0092B-C50C-407E-A947-70E740481C1C}">
-                          <ns9:useLocalDpi/>
-                        </a:ext>
-                      </a:extLst>
-                    </a:blip>
-                    <a:stretch>
-                      <a:fillRect/>
-                    </a:stretch>
-                  </ns7:blipFill>
-                  <ns7:spPr>
-                    <a:xfrm rot="0">
-                      <a:off x="0" y="0"/>
-                      <a:ext cx="1999343" cy="1765886"/>
-                    </a:xfrm>
-                    <a:prstGeom prst="rect">
-                      <a:avLst/>
-                    </a:prstGeom>
-                  </ns7:spPr>
-                </ns7:pic>
-              </a:graphicData>
-            </a:graphic>
-          </ns3:inline>
-        </w:drawing>
+        <w:t>Contrats Protobuf v3 et microservice ms-storage : Définition des RPC GenerateUploadUrl, ConfirmUpload (chemins SYNC et ASYNC), ConfirmFileAttachment, GetFileMetadata et DeleteFile, des enums ScanStatus, ValidationMode et RejectionReason et du statut RESERVED. Les contrats post, event et user ont été migrés vers des identifiants typés (file_ids et PostMediaStatus, cover_file_id avec idempotency_key et CoverStatus, avatar_file_id), avec dépréciation de logo_path et icon_path via reserved. J'ai ensuite initialisé ms-storage (démarrage hybride gRPC 5006 et sonde HTTP /health, configuration S3 étendue) et exécuté les migrations TypeORM des tables files et released_entities.</w:t>
       </w:r>
     </w:p>
     <w:p ns2:paraId="0C2E1ED4" ns2:textId="4D126B8C">
@@ -2133,7 +2081,7 @@
           <w:szCs w:val="20"/>
           <w:lang w:val="fr-FR"/>
         </w:rPr>
-        <w:t>Package de domaine partagé @volontariapp/domain-storage et flux événementiels asynchrones : Implémentation du module de domaine encapsulant les Value Objects, les politiques de validation (taille, extensions, statuts de cycle de vie), ainsi que les repositories gérant les transitions atomiques d'état et le mécanisme de réservation synchrone (ConfirmFileAttachment). Pour garantir la cohérence finale même en cas d'indisponibilité temporaire de ms-storage, j'ai enrichi les schémas de messages Redis Streams et de l'outbox transactionnelle (@volontariapp/messaging) pour propager les événements post.created, event.created et storage, assurant un rattachement asynchrone découplé via les post-processors.</w:t>
+        <w:t>Packages partagés, relais gateway et intégration front : Implémentation de @volontariapp/domain-storage (enums, politiques de traitement, repositories, règle de validation, réservation synchrone, rattachement par événement et libération), du package d'infrastructure storage (client S3, signature POST, magic bytes, client clamd, ré-encodage d'image) et des évolutions de messaging (jobs et événements storage, enrichissement de post.created et event.created), de shared (StorageStream) et des domaines post, event et user (création idempotente, post_media, avatar_file_id, user.avatar_replaced). J'ai ensuite branché le module storage de l'API Gateway (upload-url, confirm, lecture), le rattachement dans ms-post, ms-user et ms-event, ainsi que côté nativapp le client API, le hook useFileUpload et l'intégration dans PostFormScreen, ProfileEditModal et EventFormScreen.</w:t>
       </w:r>
     </w:p>
     <w:p ns2:paraId="21FA0405" ns2:textId="4816DC68">
@@ -2164,59 +2112,7 @@
           <w:szCs w:val="20"/>
           <w:lang w:val="fr-FR"/>
         </w:rPr>
-        <w:t>Observabilité sécurisée et corrélation APM : Renforcement de @volontariapp/logger avec masquage strict des données à caractère personnel (PII/RGPD) avant export Datadog, injection automatique des identifiants de contexte distribué (trace_id et span_id) pour relier chaque log aux traces OpenTelemetry, audit des quotas et licences du GitHub Student Pack, et publication du paquet pour diffusion à l'ensemble du monorepo.</w:t>
-      </w:r>
-    </w:p>
-    <w:p ns2:paraId="44B030D0" ns2:textId="226AB1FA">
-      <w:pPr>
-        <w:pStyle w:val="Normal"/>
-        <w:bidi w:val="0"/>
-        <w:spacing w:before="240" w:beforeAutospacing="off" w:after="240" w:afterAutospacing="off"/>
-        <w:ind w:left="0"/>
-        <w:jc w:val="left"/>
-      </w:pPr>
-      <w:r>
-        <w:drawing>
-          <ns3:inline ns4:editId="3146D787" ns4:anchorId="6F98E2A7">
-            <ns3:extent cx="5762625" cy="3238500"/>
-            <ns3:effectExtent l="0" t="0" r="0" b="0"/>
-            <ns3:docPr id="177438074" name="drawing"/>
-            <ns3:cNvGraphicFramePr>
-              <a:graphicFrameLocks noChangeAspect="1"/>
-            </ns3:cNvGraphicFramePr>
-            <a:graphic>
-              <a:graphicData uri="http://schemas.openxmlformats.org/drawingml/2006/picture">
-                <ns7:pic>
-                  <ns7:nvPicPr>
-                    <ns7:cNvPr id="177438074" name="Picture 177438074"/>
-                    <ns7:cNvPicPr/>
-                  </ns7:nvPicPr>
-                  <ns7:blipFill>
-                    <a:blip r:embed="rId1163908134">
-                      <a:extLst>
-                        <a:ext uri="{28A0092B-C50C-407E-A947-70E740481C1C}">
-                          <ns9:useLocalDpi/>
-                        </a:ext>
-                      </a:extLst>
-                    </a:blip>
-                    <a:stretch>
-                      <a:fillRect/>
-                    </a:stretch>
-                  </ns7:blipFill>
-                  <ns7:spPr>
-                    <a:xfrm>
-                      <a:off x="0" y="0"/>
-                      <a:ext cx="5762625" cy="3238500"/>
-                    </a:xfrm>
-                    <a:prstGeom prst="rect">
-                      <a:avLst/>
-                    </a:prstGeom>
-                  </ns7:spPr>
-                </ns7:pic>
-              </a:graphicData>
-            </a:graphic>
-          </ns3:inline>
-        </w:drawing>
+        <w:t>Observabilité distribuée et socle ms-ranking : Ajout de la colonne traceparent sur jobs_outbox et event_queue, écriture du contexte de trace à l'insertion dans l'outbox puis restauration dans les workers et les post-processors, instrumentation des outbox-runners, workers-runners et post-processors-runner (traces et Service Catalog), hygiène du tracing (échantillonnage, environnement, arrêt propre). Dans @volontariapp/logger, injection de trace_id et span_id, masquage des données personnelles, pipeline de logs Datadog (parsing, facettes, rétention) et vérification de l'offre et des quotas. En parallèle, j'ai lancé ms-ranking : setup du dépôt (CI, base PostgreSQL de test, hooks), contrats protos (AdminGetRecommendedEventIds, lectures ms-post) et socle de lecture et de commandes gRPC.</w:t>
       </w:r>
     </w:p>
     <w:p ns2:paraId="13B6FBAE" ns2:textId="5FA577D9">
@@ -2253,174 +2149,6 @@
         <w:t/>
       </w:r>
     </w:p>
-    <w:p ns2:paraId="5D45FDEA" ns2:textId="04C7F9DC">
-      <w:pPr>
-        <w:pStyle w:val="ListParagraph"/>
-        <w:numPr>
-          <w:ilvl w:val="0"/>
-          <w:numId w:val="46"/>
-        </w:numPr>
-        <w:bidi w:val="0"/>
-        <w:spacing w:before="240" w:beforeAutospacing="off" w:after="240" w:afterAutospacing="off"/>
-        <w:jc w:val="left"/>
-        <w:rPr>
-          <w:rFonts w:ascii="Calibri" w:hAnsi="Calibri" w:eastAsia="Calibri" w:cs="Calibri"/>
-          <w:noProof w:val="0"/>
-          <w:sz w:val="20"/>
-          <w:szCs w:val="20"/>
-          <w:lang w:val="fr-FR"/>
-        </w:rPr>
-      </w:pPr>
-      <w:r>
-        <w:rPr>
-          <w:rFonts w:ascii="Calibri" w:hAnsi="Calibri" w:eastAsia="Calibri" w:cs="Calibri"/>
-          <w:noProof w:val="0"/>
-          <w:sz w:val="20"/>
-          <w:szCs w:val="20"/>
-          <w:lang w:val="fr-FR"/>
-        </w:rPr>
-        <w:t/>
-      </w:r>
-    </w:p>
-    <w:p ns2:paraId="418D44D9" ns2:textId="0ED83893">
-      <w:pPr>
-        <w:pStyle w:val="ListParagraph"/>
-        <w:numPr>
-          <w:ilvl w:val="0"/>
-          <w:numId w:val="46"/>
-        </w:numPr>
-        <w:bidi w:val="0"/>
-        <w:spacing w:before="240" w:beforeAutospacing="off" w:after="240" w:afterAutospacing="off"/>
-        <w:jc w:val="left"/>
-        <w:rPr>
-          <w:rFonts w:ascii="Calibri" w:hAnsi="Calibri" w:eastAsia="Calibri" w:cs="Calibri"/>
-          <w:noProof w:val="0"/>
-          <w:sz w:val="20"/>
-          <w:szCs w:val="20"/>
-          <w:lang w:val="fr-FR"/>
-        </w:rPr>
-      </w:pPr>
-      <w:r>
-        <w:rPr>
-          <w:rFonts w:ascii="Calibri" w:hAnsi="Calibri" w:eastAsia="Calibri" w:cs="Calibri"/>
-          <w:noProof w:val="0"/>
-          <w:sz w:val="20"/>
-          <w:szCs w:val="20"/>
-          <w:lang w:val="fr-FR"/>
-        </w:rPr>
-        <w:t/>
-      </w:r>
-    </w:p>
-    <w:p ns2:paraId="2666C3B5" ns2:textId="546BB715">
-      <w:pPr>
-        <w:pStyle w:val="ListParagraph"/>
-        <w:numPr>
-          <w:ilvl w:val="0"/>
-          <w:numId w:val="46"/>
-        </w:numPr>
-        <w:bidi w:val="0"/>
-        <w:spacing w:before="240" w:beforeAutospacing="off" w:after="240" w:afterAutospacing="off"/>
-        <w:jc w:val="left"/>
-        <w:rPr>
-          <w:rFonts w:ascii="Calibri" w:hAnsi="Calibri" w:eastAsia="Calibri" w:cs="Calibri"/>
-          <w:noProof w:val="0"/>
-          <w:sz w:val="20"/>
-          <w:szCs w:val="20"/>
-          <w:lang w:val="fr-FR"/>
-        </w:rPr>
-      </w:pPr>
-      <w:r>
-        <w:rPr>
-          <w:rFonts w:ascii="Calibri" w:hAnsi="Calibri" w:eastAsia="Calibri" w:cs="Calibri"/>
-          <w:noProof w:val="0"/>
-          <w:sz w:val="20"/>
-          <w:szCs w:val="20"/>
-          <w:lang w:val="fr-FR"/>
-        </w:rPr>
-        <w:t/>
-      </w:r>
-    </w:p>
-    <w:p ns2:paraId="71CCB2FC" ns2:textId="156FE454">
-      <w:pPr>
-        <w:pStyle w:val="ListParagraph"/>
-        <w:numPr>
-          <w:ilvl w:val="0"/>
-          <w:numId w:val="46"/>
-        </w:numPr>
-        <w:bidi w:val="0"/>
-        <w:spacing w:before="240" w:beforeAutospacing="off" w:after="240" w:afterAutospacing="off"/>
-        <w:jc w:val="left"/>
-        <w:rPr>
-          <w:rFonts w:ascii="Calibri" w:hAnsi="Calibri" w:eastAsia="Calibri" w:cs="Calibri"/>
-          <w:noProof w:val="0"/>
-          <w:sz w:val="20"/>
-          <w:szCs w:val="20"/>
-          <w:lang w:val="fr-FR"/>
-        </w:rPr>
-      </w:pPr>
-      <w:r>
-        <w:rPr>
-          <w:rFonts w:ascii="Calibri" w:hAnsi="Calibri" w:eastAsia="Calibri" w:cs="Calibri"/>
-          <w:noProof w:val="0"/>
-          <w:sz w:val="20"/>
-          <w:szCs w:val="20"/>
-          <w:lang w:val="fr-FR"/>
-        </w:rPr>
-        <w:t/>
-      </w:r>
-    </w:p>
-    <w:p ns2:paraId="22448DDB" ns2:textId="0BD2F8B3">
-      <w:pPr>
-        <w:pStyle w:val="Normal"/>
-        <w:bidi w:val="0"/>
-        <w:spacing w:before="240" w:beforeAutospacing="off" w:after="240" w:afterAutospacing="off"/>
-        <w:ind w:left="0"/>
-        <w:jc w:val="left"/>
-      </w:pPr>
-      <w:r>
-        <w:drawing>
-          <ns3:inline ns4:editId="376FBB0E" ns4:anchorId="721854A2">
-            <ns3:extent cx="3081588" cy="3433445"/>
-            <ns3:effectExtent l="0" t="0" r="0" b="0"/>
-            <ns3:docPr id="814352251" name="drawing"/>
-            <ns3:cNvGraphicFramePr>
-              <a:graphicFrameLocks noChangeAspect="1"/>
-            </ns3:cNvGraphicFramePr>
-            <a:graphic>
-              <a:graphicData uri="http://schemas.openxmlformats.org/drawingml/2006/picture">
-                <ns7:pic>
-                  <ns7:nvPicPr>
-                    <ns7:cNvPr id="814352251" name="Picture 814352251"/>
-                    <ns7:cNvPicPr/>
-                  </ns7:nvPicPr>
-                  <ns7:blipFill>
-                    <a:blip r:embed="rId445383741">
-                      <a:extLst>
-                        <a:ext uri="{28A0092B-C50C-407E-A947-70E740481C1C}">
-                          <ns9:useLocalDpi/>
-                        </a:ext>
-                      </a:extLst>
-                    </a:blip>
-                    <a:stretch>
-                      <a:fillRect/>
-                    </a:stretch>
-                  </ns7:blipFill>
-                  <ns7:spPr>
-                    <a:xfrm rot="0">
-                      <a:off x="0" y="0"/>
-                      <a:ext cx="3081588" cy="3433445"/>
-                    </a:xfrm>
-                    <a:prstGeom prst="rect">
-                      <a:avLst/>
-                    </a:prstGeom>
-                  </ns7:spPr>
-                </ns7:pic>
-              </a:graphicData>
-            </a:graphic>
-          </ns3:inline>
-        </w:drawing>
-      </w:r>
-    </w:p>
     <w:p ns2:paraId="7C07B1F1" ns2:textId="135F342D">
       <w:pPr>
         <w:pStyle w:val="Normal"/>
@@ -2461,7 +2189,7 @@
           <w:szCs w:val="20"/>
           <w:lang w:val="fr-FR"/>
         </w:rPr>
-        <w:t>VICTOR GIROUD – DÉVELOPPEMENT MOBILE REACT NATIVE, EXPÉRIENCE ÉVÉNEMENTS &amp; BADGES</w:t>
+        <w:t>VICTOR GIROUD – NATIVAPP : GESTION D'ÉVÉNEMENTS, BADGES &amp; CRÉATION DE CONTENU</w:t>
       </w:r>
     </w:p>
     <w:p ns2:paraId="6D69CE6D" ns2:textId="2964B2B3">
@@ -2481,15 +2209,7 @@
           <w:szCs w:val="20"/>
           <w:lang w:val="fr-FR"/>
         </w:rPr>
-        <w:t>Durant ce Sprint 8, mon périmètre prévoyait l'implémentation sur l'application mobile React Native (nativapp) des parcours utilisateurs liés à la gestion d'événements et à la gamification (18 heures de charge planifiée réparties sur 9 tâches) :</w:t>
-        <w:br/>
-        <w:t xml:space="preserve"/>
-        <w:br/>
-        <w:t xml:space="preserve">Développements mobiles et blocages rencontrés : J'ai engagé la conception de l'écran d'administration des initiatives (EventManagementScreen), incluant le formulaire d'édition des métadonnées (titre, description), les modales de confirmation de changement de statut, la jauge d'occupation avec liste scrollable des participants et le système de filtrage dynamique par état de présence. Côté gamification et ergonomie, j'ai préparé le composant modal animé de célébration des succès (BadgeCelebrationModal) ainsi que la refonte visuelle de l'écran de création de publication (PostFormScreen).</w:t>
-        <w:br/>
-        <w:t xml:space="preserve"/>
-        <w:br/>
-        <w:t xml:space="preserve">Cependant, l'intégration technique de ces écrans nécessitait la disponibilité effective des nouvelles routes et contrats d'API backend (notamment l'audit des statuts de cycle de vie des événements et la route PATCH /events/:id/state). Face à la priorité accordée sur le sprint à la finalisation du socle d'infrastructure ms-storage et de l'observabilité, ces tâches front n'ont pas pu être raccordées et validées de bout en bout (0 tâche finalisée sur le sprint). Elles seront replanifiées lors des prochaines itérations dès que les passerelles et services associés seront totalement exposés.</w:t>
+        <w:t>Durant le Sprint 8, j'ai livré dans l'application React Native (nativapp) les parcours de gestion d'événements et de gamification (16 heures de charge effective, 9 tâches finalisées sur 9). Après un audit du modèle de données, des routes et des statuts de ms-event et d'api-gateway, j'ai réalisé l'écran Event Management : édition des informations générales (titre, description), composant de statut visuel avec modales de confirmation, branchement de la route PATCH /events/:id/state, liste scrollable des participants avec jauge d'inscrits, puis recherche et filtrage dynamique des participants. Côté gamification et ergonomie, j'ai développé le composant d'animation d'obtention de badge (BadgeCelebrationModal) et la refonte visuelle et ergonomique de l'écran de création de contenu (PostFormScreen). J'ai également assuré l'alignement hebdomadaire et le suivi d'équipe du sprint.</w:t>
       </w:r>
     </w:p>
     <w:p ns2:paraId="38A772EA" ns2:textId="55CE4D8B">
@@ -2530,7 +2250,7 @@
           <w:szCs w:val="20"/>
           <w:lang w:val="fr-FR"/>
         </w:rPr>
-        <w:t>CLÉMENT PASTEAU – INTÉGRATION STOCKAGE FRONT-BACK, LOGGING &amp; MONITORING DATADOG</w:t>
+        <w:t>CLÉMENT PASTEAU – WORKERS &amp; POST-PROCESSORS DE STOCKAGE, INFRASTRUCTURE S3/CLAMAV</w:t>
       </w:r>
     </w:p>
     <w:p ns2:paraId="0D23734D" ns2:textId="5F4046DC">
@@ -2550,64 +2270,7 @@
           <w:szCs w:val="20"/>
           <w:lang w:val="fr-FR"/>
         </w:rPr>
-        <w:t>Durant le Sprint 8, mes interventions ont porté sur la propagation transversale du nouveau socle de logging corrélé ainsi que sur la préparation de la chaîne de traitement et d'observabilité du stockage de fichiers (1h30 de charge effective finalisée sur 15h planifiées) :</w:t>
-        <w:br/>
-        <w:t xml:space="preserve"/>
-        <w:br/>
-        <w:t xml:space="preserve">Déploiement du logger corrélé et hygiène d'observabilité : J'ai finalisé la montée de version de @volontariapp/logger (tâche 3.4) sur l'intégralité des microservices consommateurs et runners de la plateforme. Cette mise à jour assure l'injection systématique des trace_id et span_id dans chaque entrée de log et active le masquage automatique des données sensibles (emails, tokens, identifiants personnels) avant expédition vers l'agent Datadog. En parallèle, j'ai mené les travaux préparatoires sur l'auto-instrumentation APM des post-processors, des workers et des outbox runners, ainsi que sur le scaffolding du client S3 et du pipeline d'analyse de fichiers (magic bytes, antivirus clamd et ré-encodage d'images). Ces chantiers d'infrastructure et de raccordement front-end (hook useFileUpload, relais API Gateway) constituent le cœur de ma projection pour le Sprint 9.</w:t>
-      </w:r>
-    </w:p>
-    <w:p ns2:paraId="682C0FD8" ns2:textId="5BB1A8A9">
-      <w:pPr>
-        <w:pStyle w:val="Normal"/>
-        <w:suppressLineNumbers w:val="0"/>
-        <w:bidi w:val="0"/>
-        <w:spacing w:before="240" w:beforeAutospacing="off" w:after="240" w:afterAutospacing="off" w:line="276" w:lineRule="auto"/>
-        <w:ind w:left="0" w:right="0"/>
-        <w:jc w:val="left"/>
-      </w:pPr>
-      <w:r>
-        <w:drawing>
-          <ns3:inline ns4:editId="77AEFA18" ns4:anchorId="37160AA9">
-            <ns3:extent cx="5762625" cy="2962275"/>
-            <ns3:effectExtent l="0" t="0" r="0" b="0"/>
-            <ns3:docPr id="1832003859" name="drawing"/>
-            <ns3:cNvGraphicFramePr>
-              <a:graphicFrameLocks noChangeAspect="1"/>
-            </ns3:cNvGraphicFramePr>
-            <a:graphic>
-              <a:graphicData uri="http://schemas.openxmlformats.org/drawingml/2006/picture">
-                <ns7:pic>
-                  <ns7:nvPicPr>
-                    <ns7:cNvPr id="1832003859" name="Picture 1832003859"/>
-                    <ns7:cNvPicPr/>
-                  </ns7:nvPicPr>
-                  <ns7:blipFill>
-                    <a:blip r:embed="rId1094924346">
-                      <a:extLst>
-                        <a:ext uri="{28A0092B-C50C-407E-A947-70E740481C1C}">
-                          <ns9:useLocalDpi/>
-                        </a:ext>
-                      </a:extLst>
-                    </a:blip>
-                    <a:stretch>
-                      <a:fillRect/>
-                    </a:stretch>
-                  </ns7:blipFill>
-                  <ns7:spPr>
-                    <a:xfrm>
-                      <a:off x="0" y="0"/>
-                      <a:ext cx="5762625" cy="2962275"/>
-                    </a:xfrm>
-                    <a:prstGeom prst="rect">
-                      <a:avLst/>
-                    </a:prstGeom>
-                  </ns7:spPr>
-                </ns7:pic>
-              </a:graphicData>
-            </a:graphic>
-          </ns3:inline>
-        </w:drawing>
+        <w:t>Durant le Sprint 8, j'ai pris en charge la chaîne asynchrone du stockage de fichiers et son infrastructure locale (8 heures 30 de charge effective, 10 tâches finalisées sur 16). Côté infrastructure, j'ai étendu le docker-compose (variables S3 de ms-storage et conteneur clamd), configuré init-buckets (politique GetObject seule et lifecycle sur quarantine/) et ajouté storage à sync-migrations.sh. Côté exécution, j'ai implémenté le handler storage.scan_file dans worker-storage, les post-processors de rattachement et de libération des fichiers (post-processor-storage), l'application des résultats de traitement dans post-processor-post et post-processor-event, la notification du résultat via ws-service et le fallback de création avec identifiant calculé dans worker-event. Les 6 tâches restantes, consacrées aux dashboards Datadog, à la vue interne et au canal de notification, sont replanifiées au Sprint 9 sous forme de monitors et de dashboard dédié aux flux asynchrones.</w:t>
       </w:r>
     </w:p>
     <w:p ns2:paraId="634C1ABF" ns2:textId="215D7FCE">
@@ -2783,86 +2446,23 @@
         <w:t/>
       </w:r>
     </w:p>
-    <w:p ns2:paraId="581EAFC0" ns2:textId="3ED3F16F">
-      <w:pPr>
-        <w:pStyle w:val="Normal"/>
-        <w:suppressLineNumbers w:val="0"/>
-        <w:bidi w:val="0"/>
-        <w:spacing w:before="240" w:beforeAutospacing="off" w:after="240" w:afterAutospacing="off" w:line="276" w:lineRule="auto"/>
-        <w:ind w:left="0" w:right="0"/>
-        <w:jc w:val="left"/>
-      </w:pPr>
-      <w:r>
-        <w:drawing>
-          <ns3:inline ns4:editId="04077B09" ns4:anchorId="6AAE6B72">
-            <ns3:extent cx="5762625" cy="5019675"/>
-            <ns3:effectExtent l="0" t="0" r="0" b="0"/>
-            <ns3:docPr id="945527891" name="drawing"/>
-            <ns3:cNvGraphicFramePr>
-              <a:graphicFrameLocks noChangeAspect="1"/>
-            </ns3:cNvGraphicFramePr>
-            <a:graphic>
-              <a:graphicData uri="http://schemas.openxmlformats.org/drawingml/2006/picture">
-                <ns7:pic>
-                  <ns7:nvPicPr>
-                    <ns7:cNvPr id="945527891" name="Picture 945527891"/>
-                    <ns7:cNvPicPr/>
-                  </ns7:nvPicPr>
-                  <ns7:blipFill>
-                    <a:blip r:embed="rId861082786">
-                      <a:extLst>
-                        <a:ext uri="{28A0092B-C50C-407E-A947-70E740481C1C}">
-                          <ns9:useLocalDpi/>
-                        </a:ext>
-                      </a:extLst>
-                    </a:blip>
-                    <a:stretch>
-                      <a:fillRect/>
-                    </a:stretch>
-                  </ns7:blipFill>
-                  <ns7:spPr>
-                    <a:xfrm>
-                      <a:off x="0" y="0"/>
-                      <a:ext cx="5762625" cy="5019675"/>
-                    </a:xfrm>
-                    <a:prstGeom prst="rect">
-                      <a:avLst/>
-                    </a:prstGeom>
-                  </ns7:spPr>
-                </ns7:pic>
-              </a:graphicData>
-            </a:graphic>
-          </ns3:inline>
-        </w:drawing>
-      </w:r>
+    <w:p ns2:paraId="111E5D88" ns2:textId="78D48406">
+      <w:pPr>
+        <w:pStyle w:val="Heading2"/>
+      </w:pPr>
+    </w:p>
+    <w:p ns2:paraId="2BD1DD29" ns2:textId="5D83D2A0">
+      <w:pPr>
+        <w:pStyle w:val="Heading2"/>
+      </w:pPr>
+    </w:p>
+    <w:p ns2:paraId="26D738CD" ns2:textId="3CD7AE5E">
+      <w:pPr>
+        <w:pStyle w:val="Heading2"/>
+      </w:pPr>
       <w:r>
         <w:rPr/>
-        <w:t xml:space="preserve"> </w:t>
-      </w:r>
-      <w:r>
-        <w:rPr>
-          <w:lang w:val="en-US"/>
-        </w:rPr>
-        <w:br w:type="page"/>
-      </w:r>
-    </w:p>
-    <w:p ns2:paraId="111E5D88" ns2:textId="78D48406">
-      <w:pPr>
-        <w:pStyle w:val="Heading2"/>
-      </w:pPr>
-    </w:p>
-    <w:p ns2:paraId="2BD1DD29" ns2:textId="5D83D2A0">
-      <w:pPr>
-        <w:pStyle w:val="Heading2"/>
-      </w:pPr>
-    </w:p>
-    <w:p ns2:paraId="26D738CD" ns2:textId="3CD7AE5E">
-      <w:pPr>
-        <w:pStyle w:val="Heading2"/>
-      </w:pPr>
-      <w:r>
-        <w:rPr/>
-        <w:t>SPRINT 9 : INTÉGRATION E2E DU STOCKAGE, TRACING DISTRIBUÉ &amp; ALERTING APM</w:t>
+        <w:t>SPRINT 9 : RANKING DE BOUT EN BOUT, CLÔTURE E2E DU STOCKAGE &amp; MONITORING DES FLUX ASYNCHRONES</w:t>
       </w:r>
     </w:p>
     <w:p ns2:paraId="3E977E2E" ns2:textId="7CA90797">
@@ -2874,7 +2474,7 @@
     <w:p ns2:paraId="40CDF0EC" ns2:textId="2148AE99">
       <w:r>
         <w:rPr/>
-        <w:t>Pour la prochaine période, nous allons présenter le Sprint 9 qui s’étale du mardi 27 octobre au lundi 16 novembre 2026, pour une durée de 3 semaines (30 tâches planifiées au backlog).</w:t>
+        <w:t>Pour la prochaine période, nous allons présenter le Sprint 9 qui s’étale du mardi 27 octobre au lundi 16 novembre 2026, pour une durée de 3 semaines.</w:t>
       </w:r>
     </w:p>
     <w:p ns2:paraId="6F47FC12" ns2:textId="5EC73265">
@@ -2908,7 +2508,7 @@
         <w:rPr>
           <w:lang w:val="fr-FR"/>
         </w:rPr>
-        <w:t>Intégration End-to-End du Stockage de fichiers (Mobile, API Gateway &amp; Workers S3/ClamAV)</w:t>
+        <w:t>Ranking de bout en bout : domaine, workers et satellites ms-ranking, routes /ranking/* de l'API Gateway, feed d'accueil et swipe classés dans nativapp, adaptateur Jev, calibrage des poids et démonstration</w:t>
       </w:r>
     </w:p>
     <w:p ns2:paraId="493C8D53" ns2:textId="73FF8861">
@@ -2926,7 +2526,7 @@
         <w:rPr>
           <w:lang w:val="fr-FR"/>
         </w:rPr>
-        <w:t>Propagation du Tracing Distribué Asynchrone (Outbox/Redis) &amp; APM Datadog</w:t>
+        <w:t>Clôture end-to-end du stockage de fichiers (client gRPC partagé, purge, rattachement asynchrone, scénarios E2E SYNC et ASYNC) et fiabilisation des post-processors</w:t>
       </w:r>
     </w:p>
     <w:p ns2:paraId="73A5F82C" ns2:textId="15400101">
@@ -2946,7 +2546,7 @@
         <w:rPr>
           <w:lang w:val="en-US"/>
         </w:rPr>
-        <w:t>Fiabilisation des Flux Asynchrones, Métriques Custom &amp; Alerting Plateforme</w:t>
+        <w:t>Monitoring des flux asynchrones (métriques Redis Streams, BullMQ, DLQ, dashboard, alerting APM, journal d'audit) et refonte de l'expérience mobile nativapp (map, profils, page événement, badges)</w:t>
       </w:r>
     </w:p>
     <w:p ns2:paraId="6AFB9AC5" ns2:textId="5C698B55">
@@ -3075,7 +2675,7 @@
               <w:rPr>
                 <w:lang w:val="en-US"/>
               </w:rPr>
-              <w:t>Intégration End-to-End du Stockage de fichiers (Mobile, API Gateway, Workers S3/ClamAV)</w:t>
+              <w:t>Ranking de bout en bout : ms-ranking, worker-ranking, routes /ranking/*, feed et swipe classés (nativapp), E2E et calibrage</w:t>
             </w:r>
           </w:p>
         </w:tc>
@@ -3096,7 +2696,7 @@
             </w:pPr>
             <w:r>
               <w:rPr/>
-              <w:t>Victor A &amp; Clément</w:t>
+              <w:t>Victor A</w:t>
             </w:r>
           </w:p>
         </w:tc>
@@ -3139,7 +2739,7 @@
             </w:pPr>
             <w:r>
               <w:rPr/>
-              <w:t>Propagation du Tracing Distribué Asynchrone (Outbox/Redis) &amp; APM Datadog</w:t>
+              <w:t>Clôture E2E du stockage, fiabilisation des post-processors et monitoring des flux asynchrones (métriques, DLQ, alerting, audit)</w:t>
             </w:r>
           </w:p>
         </w:tc>
@@ -3208,7 +2808,7 @@
               <w:rPr>
                 <w:lang w:val="fr-FR"/>
               </w:rPr>
-              <w:t>Fiabilisation des Post-Processors, Métriques Personnalisées &amp; Alerting Plateforme</w:t>
+              <w:t>Expérience mobile nativapp : filtre et pins de map, profils public et privé, page Event, badges</w:t>
             </w:r>
           </w:p>
         </w:tc>
@@ -3225,7 +2825,7 @@
             </w:pPr>
             <w:r>
               <w:rPr/>
-              <w:t>Victor A &amp; Clément</w:t>
+              <w:t>Victor G</w:t>
             </w:r>
           </w:p>
         </w:tc>
@@ -3308,83 +2908,16 @@
         <w:rPr>
           <w:lang w:val="fr-FR"/>
         </w:rPr>
-        <w:t>Victor Giroud : Interface Mobile &amp; Gamification</w:t>
-      </w:r>
-    </w:p>
-    <w:p ns2:paraId="087993E9" ns2:textId="19A05558">
-      <w:pPr>
-        <w:pStyle w:val="Heading3"/>
-      </w:pPr>
-      <w:r>
-        <w:t>(Note : Aucune tâche assignée au planning Gantt pour ce sprint ; la reprise des développements front-end liés aux événements et aux badges interviendra lors des prochains cycles de livraison).</w:t>
-      </w:r>
-    </w:p>
-    <w:p ns2:paraId="23D2499B" ns2:textId="4FB1EFAA">
-      <w:pPr>
-        <w:pStyle w:val="Heading3"/>
-      </w:pPr>
-    </w:p>
-    <w:p ns2:paraId="3CA66DAC" ns2:textId="4068ECF4">
-      <w:pPr>
-        <w:pStyle w:val="Heading3"/>
-      </w:pPr>
-    </w:p>
-    <w:p ns2:paraId="63859C10" ns2:textId="6B9680D1">
-      <w:pPr>
-        <w:pStyle w:val="Heading3"/>
-      </w:pPr>
-    </w:p>
-    <w:p ns2:paraId="18BE4056" ns2:textId="57A63A7A">
-      <w:pPr>
-        <w:pStyle w:val="Heading3"/>
-      </w:pPr>
-    </w:p>
-    <w:p ns2:paraId="31C4B0CB" ns2:textId="586B93A8">
-      <w:pPr>
-        <w:pStyle w:val="Heading3"/>
-      </w:pPr>
-    </w:p>
-    <w:p ns2:paraId="02D4E3CA" ns2:textId="654FA6FD">
-      <w:pPr>
-        <w:pStyle w:val="Heading3"/>
-      </w:pPr>
-    </w:p>
-    <w:p ns2:paraId="602F76DA" ns2:textId="0845170B">
-      <w:pPr>
-        <w:pStyle w:val="Heading3"/>
-      </w:pPr>
-    </w:p>
-    <w:p ns2:paraId="7B4C54A6" ns2:textId="07CA2A3F">
-      <w:pPr>
-        <w:pStyle w:val="Heading3"/>
-      </w:pPr>
-    </w:p>
-    <w:p ns2:paraId="002287CE" ns2:textId="45877DCE">
-      <w:pPr>
-        <w:pStyle w:val="Heading3"/>
-      </w:pPr>
-    </w:p>
-    <w:p ns2:paraId="06F13137" ns2:textId="68C79AAF">
-      <w:pPr>
-        <w:pStyle w:val="Heading3"/>
-      </w:pPr>
-    </w:p>
-    <w:p ns2:paraId="759279B1" ns2:textId="7DF2EE97">
-      <w:pPr>
-        <w:pStyle w:val="Heading3"/>
-      </w:pPr>
-      <w:r>
-        <w:rPr/>
-        <w:t>Victor Agahi : Architecture Stockage &amp; Tracing Distribué</w:t>
+        <w:t>Victor Giroud : Interface Mobile, Map &amp; Profils</w:t>
       </w:r>
     </w:p>
     <w:p xmlns:w="http://schemas.openxmlformats.org/wordprocessingml/2006/main">
       <w:r>
         <w:drawing>
           <wp:inline xmlns:wp="http://schemas.openxmlformats.org/drawingml/2006/wordprocessingDrawing" distT="0" distB="0" distL="0" distR="0">
-            <wp:extent cx="5303520" cy="4062306"/>
+            <wp:extent cx="5303520" cy="3181444"/>
             <wp:effectExtent l="0" t="0" r="0" b="0"/>
-            <wp:docPr id="174887" name="Diagramme Gantt"/>
+            <wp:docPr id="457695" name="Diagramme Gantt"/>
             <wp:cNvGraphicFramePr>
               <a:graphicFrameLocks xmlns:a="http://schemas.openxmlformats.org/drawingml/2006/main" noChangeAspect="1"/>
             </wp:cNvGraphicFramePr>
@@ -3392,11 +2925,11 @@
               <a:graphicData uri="http://schemas.openxmlformats.org/drawingml/2006/picture">
                 <pic:pic xmlns:pic="http://schemas.openxmlformats.org/drawingml/2006/picture">
                   <pic:nvPicPr>
-                    <pic:cNvPr id="174887" name="Diagramme Gantt"/>
+                    <pic:cNvPr id="457695" name="Diagramme Gantt"/>
                     <pic:cNvPicPr/>
                   </pic:nvPicPr>
                   <pic:blipFill>
-                    <a:blip xmlns:r="http://schemas.openxmlformats.org/officeDocument/2006/relationships" r:embed="rIdGantt506ac603"/>
+                    <a:blip xmlns:r="http://schemas.openxmlformats.org/officeDocument/2006/relationships" r:embed="rIdGanttc2c1723b"/>
                     <a:stretch>
                       <a:fillRect/>
                     </a:stretch>
@@ -3404,7 +2937,105 @@
                   <pic:spPr>
                     <a:xfrm>
                       <a:off x="0" y="0"/>
-                      <a:ext cx="5303520" cy="4062306"/>
+                      <a:ext cx="5303520" cy="3181444"/>
+                    </a:xfrm>
+                    <a:prstGeom prst="rect">
+                      <a:avLst/>
+                    </a:prstGeom>
+                  </pic:spPr>
+                </pic:pic>
+              </a:graphicData>
+            </a:graphic>
+          </wp:inline>
+        </w:drawing>
+      </w:r>
+    </w:p>
+    <w:p ns2:paraId="23D2499B" ns2:textId="4FB1EFAA">
+      <w:pPr>
+        <w:pStyle w:val="Heading3"/>
+      </w:pPr>
+    </w:p>
+    <w:p ns2:paraId="3CA66DAC" ns2:textId="4068ECF4">
+      <w:pPr>
+        <w:pStyle w:val="Heading3"/>
+      </w:pPr>
+    </w:p>
+    <w:p ns2:paraId="63859C10" ns2:textId="6B9680D1">
+      <w:pPr>
+        <w:pStyle w:val="Heading3"/>
+      </w:pPr>
+    </w:p>
+    <w:p ns2:paraId="18BE4056" ns2:textId="57A63A7A">
+      <w:pPr>
+        <w:pStyle w:val="Heading3"/>
+      </w:pPr>
+    </w:p>
+    <w:p ns2:paraId="31C4B0CB" ns2:textId="586B93A8">
+      <w:pPr>
+        <w:pStyle w:val="Heading3"/>
+      </w:pPr>
+    </w:p>
+    <w:p ns2:paraId="02D4E3CA" ns2:textId="654FA6FD">
+      <w:pPr>
+        <w:pStyle w:val="Heading3"/>
+      </w:pPr>
+    </w:p>
+    <w:p ns2:paraId="602F76DA" ns2:textId="0845170B">
+      <w:pPr>
+        <w:pStyle w:val="Heading3"/>
+      </w:pPr>
+    </w:p>
+    <w:p ns2:paraId="7B4C54A6" ns2:textId="07CA2A3F">
+      <w:pPr>
+        <w:pStyle w:val="Heading3"/>
+      </w:pPr>
+    </w:p>
+    <w:p ns2:paraId="002287CE" ns2:textId="45877DCE">
+      <w:pPr>
+        <w:pStyle w:val="Heading3"/>
+      </w:pPr>
+    </w:p>
+    <w:p ns2:paraId="06F13137" ns2:textId="68C79AAF">
+      <w:pPr>
+        <w:pStyle w:val="Heading3"/>
+      </w:pPr>
+    </w:p>
+    <w:p ns2:paraId="759279B1" ns2:textId="7DF2EE97">
+      <w:pPr>
+        <w:pStyle w:val="Heading3"/>
+      </w:pPr>
+      <w:r>
+        <w:rPr/>
+        <w:t>Victor Agahi : Ranking &amp; Architecture Asynchrone</w:t>
+      </w:r>
+    </w:p>
+    <w:p xmlns:w="http://schemas.openxmlformats.org/wordprocessingml/2006/main">
+      <w:r>
+        <w:drawing>
+          <wp:inline xmlns:wp="http://schemas.openxmlformats.org/drawingml/2006/wordprocessingDrawing" distT="0" distB="0" distL="0" distR="0">
+            <wp:extent cx="5303520" cy="4722952"/>
+            <wp:effectExtent l="0" t="0" r="0" b="0"/>
+            <wp:docPr id="668197" name="Diagramme Gantt"/>
+            <wp:cNvGraphicFramePr>
+              <a:graphicFrameLocks xmlns:a="http://schemas.openxmlformats.org/drawingml/2006/main" noChangeAspect="1"/>
+            </wp:cNvGraphicFramePr>
+            <a:graphic xmlns:a="http://schemas.openxmlformats.org/drawingml/2006/main">
+              <a:graphicData uri="http://schemas.openxmlformats.org/drawingml/2006/picture">
+                <pic:pic xmlns:pic="http://schemas.openxmlformats.org/drawingml/2006/picture">
+                  <pic:nvPicPr>
+                    <pic:cNvPr id="668197" name="Diagramme Gantt"/>
+                    <pic:cNvPicPr/>
+                  </pic:nvPicPr>
+                  <pic:blipFill>
+                    <a:blip xmlns:r="http://schemas.openxmlformats.org/officeDocument/2006/relationships" r:embed="rIdGantt452e63c1"/>
+                    <a:stretch>
+                      <a:fillRect/>
+                    </a:stretch>
+                  </pic:blipFill>
+                  <pic:spPr>
+                    <a:xfrm>
+                      <a:off x="0" y="0"/>
+                      <a:ext cx="5303520" cy="4722952"/>
                     </a:xfrm>
                     <a:prstGeom prst="rect">
                       <a:avLst/>
@@ -3463,16 +3094,16 @@
       </w:pPr>
       <w:r>
         <w:rPr/>
-        <w:t>Clément PASTEAU : Intégration Mobile Storage &amp; Alerting Datadog</w:t>
+        <w:t>Clément PASTEAU : Stockage E2E &amp; Alerting Datadog</w:t>
       </w:r>
     </w:p>
     <w:p xmlns:w="http://schemas.openxmlformats.org/wordprocessingml/2006/main">
       <w:r>
         <w:drawing>
           <wp:inline xmlns:wp="http://schemas.openxmlformats.org/drawingml/2006/wordprocessingDrawing" distT="0" distB="0" distL="0" distR="0">
-            <wp:extent cx="5303520" cy="5188184"/>
+            <wp:extent cx="5303520" cy="4426968"/>
             <wp:effectExtent l="0" t="0" r="0" b="0"/>
-            <wp:docPr id="325241" name="Diagramme Gantt"/>
+            <wp:docPr id="684137" name="Diagramme Gantt"/>
             <wp:cNvGraphicFramePr>
               <a:graphicFrameLocks xmlns:a="http://schemas.openxmlformats.org/drawingml/2006/main" noChangeAspect="1"/>
             </wp:cNvGraphicFramePr>
@@ -3480,11 +3111,11 @@
               <a:graphicData uri="http://schemas.openxmlformats.org/drawingml/2006/picture">
                 <pic:pic xmlns:pic="http://schemas.openxmlformats.org/drawingml/2006/picture">
                   <pic:nvPicPr>
-                    <pic:cNvPr id="325241" name="Diagramme Gantt"/>
+                    <pic:cNvPr id="684137" name="Diagramme Gantt"/>
                     <pic:cNvPicPr/>
                   </pic:nvPicPr>
                   <pic:blipFill>
-                    <a:blip xmlns:r="http://schemas.openxmlformats.org/officeDocument/2006/relationships" r:embed="rIdGanttea34be55"/>
+                    <a:blip xmlns:r="http://schemas.openxmlformats.org/officeDocument/2006/relationships" r:embed="rIdGantt11073145"/>
                     <a:stretch>
                       <a:fillRect/>
                     </a:stretch>
@@ -3492,7 +3123,7 @@
                   <pic:spPr>
                     <a:xfrm>
                       <a:off x="0" y="0"/>
-                      <a:ext cx="5303520" cy="5188184"/>
+                      <a:ext cx="5303520" cy="4426968"/>
                     </a:xfrm>
                     <a:prstGeom prst="rect">
                       <a:avLst/>
@@ -3542,7 +3173,7 @@
           <w:szCs w:val="20"/>
           <w:lang w:val="fr-FR"/>
         </w:rPr>
-        <w:t>Le Sprint 8 a permis de poser des fondations indispensables et particulièrement exigeantes pour l'architecture de Volontariapp. Grâce à la finalisation de 22 tâches techniques représentant 20 heures de développement intensif, le microservice ms-storage dispose désormais d'un schéma de persistance robuste, de contrats gRPC Protobuf v3 stricts et d'un package de domaine prêt à l'emploi, tandis que la chaîne de logging est entièrement sécurisée et corrélée aux traces OpenTelemetry dans Datadog. L'équipe aborde le Sprint 9 avec une trajectoire claire et une grande confiance : cette nouvelle période de 3 semaines (du mardi 27 octobre au lundi 16 novembre 2026, regroupant 30 tâches et 36 heures de charge équitablement réparties entre Victor Agahi et Clément Pasteau) sera consacrée à l'intégration de bout en bout du stockage (du composant mobile jusqu'aux workers de scan antivirus ClamAV), à la propagation du contexte de trace dans l'outbox transactionnelle, et à la mise en place d'alertes préventives sur les Redis Streams et les runners. Cette organisation rigoureuse garantit un atterrissage maîtrisé du socle technique et prépare sereinement la livraison des dernières fonctionnalités applicatives.</w:t>
+        <w:t>Le Sprint 8 s'est clôturé avec 81 tâches finalisées sur 89 et 85 heures 30 de charge effective, ce qui valide le socle de stockage de fichiers (contrats, ms-storage, domain-storage, workers et post-processors), le tracing distribué Datadog corrélé aux logs et l'amorce de ms-ranking, tout en livrant les écrans de gestion d'événements et de badges de nativapp. Nous abordons le Sprint 9 avec confiance : sur 3 semaines (du mardi 27 octobre au lundi 16 novembre 2026), 40 tâches et 64 heures sont planifiées (37 h pour Victor Agahi, 15 h pour Victor Giroud, 12 h pour Clément Pasteau), dont 14 tâches de Victor Agahi déjà passées à l'état terminé au moment de la rédaction. Le périmètre est maîtrisé : le ranking de bout en bout repose sur un socle déjà livré, la clôture du stockage s'appuie sur des briques éprouvées, et le monitoring des flux asynchrones couvrira les points aveugles identifiés. L'atterrissage attendu est un ms-ranking démontrable avec calibrage des poids, un stockage validé par des scénarios E2E SYNC et ASYNC, et une plateforme dotée de métriques, de monitors et d'un dashboard dédiés aux Redis Streams, aux queues BullMQ et aux DLQ.</w:t>
       </w:r>
     </w:p>
     <w:sectPr>
